--- a/aura-documents/output/word/09-marketing-and-finance/01-website-privacy-policy.docx
+++ b/aura-documents/output/word/09-marketing-and-finance/01-website-privacy-policy.docx
@@ -30,7 +30,7 @@
           <w:color w:val="7A6753"/>
           <w:sz w:val="16"/>
         </w:rPr>
-        <w:t xml:space="preserve">Document No. AUR-MKT-01 · Version 0.1 (Draft) · Owner: General Manager · Effective: </w:t>
+        <w:t xml:space="preserve">Document No. AUR-MKT-01 · Version 0.2 (Draft) · Owner: General Manager · Effective: </w:t>
       </w:r>
       <w:r>
         <w:rPr>
@@ -253,7 +253,7 @@
           <w:color w:val="4A3A2C"/>
           <w:sz w:val="20"/>
         </w:rPr>
-        <w:t xml:space="preserve">, request a booking, or join the founding-member list, why we collect it, who we share it with, how long we keep it, and the rights you have. It does not cover the health and consent forms you complete at the studio; those are covered by our in-studio privacy notice </w:t>
+        <w:t xml:space="preserve">, request a booking online or on WhatsApp, respond to one of our ads, or join the founding-member list, why we collect it, who we share it with, how long we keep it, and the rights you have. It does not cover the health and consent forms you complete at the studio; those are covered by our in-studio privacy notice </w:t>
       </w:r>
       <w:r>
         <w:rPr>
@@ -688,6 +688,93 @@
           <w:color w:val="A6754C"/>
           <w:sz w:val="17"/>
         </w:rPr>
+        <w:t>THROUGH WHATSAPP AND OUR ADVERTISING</w:t>
+      </w:r>
+    </w:p>
+    <w:p>
+      <w:pPr>
+        <w:pStyle w:val="ListBullet"/>
+        <w:spacing w:before="0" w:after="60" w:line="300" w:lineRule="auto"/>
+      </w:pPr>
+      <w:r>
+        <w:rPr>
+          <w:rFonts w:ascii="Jost" w:hAnsi="Jost" w:cs="Jost" w:eastAsia="Jost"/>
+          <w:b/>
+          <w:i w:val="0"/>
+          <w:color w:val="4A3A2C"/>
+          <w:sz w:val="20"/>
+        </w:rPr>
+        <w:t>WhatsApp:</w:t>
+      </w:r>
+      <w:r>
+        <w:rPr>
+          <w:rFonts w:ascii="Jost" w:hAnsi="Jost" w:cs="Jost" w:eastAsia="Jost"/>
+          <w:b w:val="0"/>
+          <w:i w:val="0"/>
+          <w:color w:val="4A3A2C"/>
+          <w:sz w:val="20"/>
+        </w:rPr>
+        <w:t xml:space="preserve"> if you message us at </w:t>
+      </w:r>
+      <w:r>
+        <w:rPr>
+          <w:rFonts w:ascii="Jost" w:hAnsi="Jost" w:cs="Jost" w:eastAsia="Jost"/>
+          <w:b w:val="0"/>
+          <w:i w:val="0"/>
+          <w:color w:val="A6754C"/>
+          <w:sz w:val="20"/>
+        </w:rPr>
+        <w:t>[WhatsApp]</w:t>
+      </w:r>
+      <w:r>
+        <w:rPr>
+          <w:rFonts w:ascii="Jost" w:hAnsi="Jost" w:cs="Jost" w:eastAsia="Jost"/>
+          <w:b w:val="0"/>
+          <w:i w:val="0"/>
+          <w:color w:val="4A3A2C"/>
+          <w:sz w:val="20"/>
+        </w:rPr>
+        <w:t xml:space="preserve"> to ask a question or book, we receive your name as shown on WhatsApp, your number and the messages you send, and use them to reply and manage your booking.</w:t>
+      </w:r>
+    </w:p>
+    <w:p>
+      <w:pPr>
+        <w:pStyle w:val="ListBullet"/>
+        <w:spacing w:before="0" w:after="60" w:line="300" w:lineRule="auto"/>
+      </w:pPr>
+      <w:r>
+        <w:rPr>
+          <w:rFonts w:ascii="Jost" w:hAnsi="Jost" w:cs="Jost" w:eastAsia="Jost"/>
+          <w:b/>
+          <w:i w:val="0"/>
+          <w:color w:val="4A3A2C"/>
+          <w:sz w:val="20"/>
+        </w:rPr>
+        <w:t>Ad lead forms:</w:t>
+      </w:r>
+      <w:r>
+        <w:rPr>
+          <w:rFonts w:ascii="Jost" w:hAnsi="Jost" w:cs="Jost" w:eastAsia="Jost"/>
+          <w:b w:val="0"/>
+          <w:i w:val="0"/>
+          <w:color w:val="4A3A2C"/>
+          <w:sz w:val="20"/>
+        </w:rPr>
+        <w:t xml:space="preserve"> we advertise on Meta (Instagram and Facebook) and Google. If you fill in a lead form inside one of our ads, the platform passes us the details you enter (usually name, phone / WhatsApp and email) so a Host can contact you quickly about your booking.</w:t>
+      </w:r>
+    </w:p>
+    <w:p>
+      <w:pPr>
+        <w:keepNext/>
+        <w:spacing w:before="200" w:after="60" w:line="264" w:lineRule="auto"/>
+      </w:pPr>
+      <w:r>
+        <w:rPr>
+          <w:rFonts w:ascii="Jost" w:hAnsi="Jost" w:cs="Jost" w:eastAsia="Jost"/>
+          <w:b/>
+          <w:color w:val="A6754C"/>
+          <w:sz w:val="17"/>
+        </w:rPr>
         <w:t>THROUGH THE FOUNDING-MEMBER LIST</w:t>
       </w:r>
     </w:p>
@@ -879,7 +966,7 @@
                 <w:color w:val="4A3A2C"/>
                 <w:sz w:val="17"/>
               </w:rPr>
-              <w:t>Responding to and confirming your booking request</w:t>
+              <w:t>Responding to and confirming your booking request, including on WhatsApp and from ad lead forms</w:t>
             </w:r>
           </w:p>
         </w:tc>
@@ -1094,6 +1181,49 @@
                 <w:color w:val="4A3A2C"/>
                 <w:sz w:val="17"/>
               </w:rPr>
+              <w:t>Measuring and improving our ad campaigns on Meta and Google</w:t>
+            </w:r>
+          </w:p>
+        </w:tc>
+        <w:tc>
+          <w:tcPr>
+            <w:tcW w:type="dxa" w:w="4706"/>
+            <w:shd w:val="clear" w:color="auto" w:fill="FBF5EE"/>
+          </w:tcPr>
+          <w:p>
+            <w:pPr>
+              <w:spacing w:before="40" w:after="40" w:line="276" w:lineRule="auto"/>
+            </w:pPr>
+            <w:r>
+              <w:rPr>
+                <w:rFonts w:ascii="Jost" w:hAnsi="Jost" w:cs="Jost" w:eastAsia="Jost"/>
+                <w:b w:val="0"/>
+                <w:i w:val="0"/>
+                <w:color w:val="4A3A2C"/>
+                <w:sz w:val="17"/>
+              </w:rPr>
+              <w:t>Your consent, through the cookie banner</w:t>
+            </w:r>
+          </w:p>
+        </w:tc>
+      </w:tr>
+      <w:tr>
+        <w:tc>
+          <w:tcPr>
+            <w:tcW w:type="dxa" w:w="4706"/>
+          </w:tcPr>
+          <w:p>
+            <w:pPr>
+              <w:spacing w:before="40" w:after="40" w:line="276" w:lineRule="auto"/>
+            </w:pPr>
+            <w:r>
+              <w:rPr>
+                <w:rFonts w:ascii="Jost" w:hAnsi="Jost" w:cs="Jost" w:eastAsia="Jost"/>
+                <w:b w:val="0"/>
+                <w:i w:val="0"/>
+                <w:color w:val="4A3A2C"/>
+                <w:sz w:val="17"/>
+              </w:rPr>
               <w:t>Meeting legal, tax and regulatory duties</w:t>
             </w:r>
           </w:p>
@@ -1101,7 +1231,6 @@
         <w:tc>
           <w:tcPr>
             <w:tcW w:type="dxa" w:w="4706"/>
-            <w:shd w:val="clear" w:color="auto" w:fill="FBF5EE"/>
           </w:tcPr>
           <w:p>
             <w:pPr>
@@ -1178,7 +1307,7 @@
           <w:color w:val="4A3A2C"/>
           <w:sz w:val="20"/>
         </w:rPr>
-        <w:t xml:space="preserve"> the General Manager, Hosts and, where relevant, our licensed clinical staff, on a need-to-know basis.</w:t>
+        <w:t xml:space="preserve"> the General Manager, Hosts and Healers, on a need-to-know basis.</w:t>
       </w:r>
     </w:p>
     <w:p>
@@ -1264,7 +1393,7 @@
           <w:color w:val="4A3A2C"/>
           <w:sz w:val="20"/>
         </w:rPr>
-        <w:t xml:space="preserve">, analytics </w:t>
+        <w:t xml:space="preserve">, WhatsApp Business (Meta), advertising platforms (Meta and Google), analytics </w:t>
       </w:r>
       <w:r>
         <w:rPr>
@@ -1304,7 +1433,7 @@
           <w:color w:val="4A3A2C"/>
           <w:sz w:val="20"/>
         </w:rPr>
-        <w:t xml:space="preserve"> (for in-studio payments only).</w:t>
+        <w:t xml:space="preserve"> (for in-studio Apple Pay and card payments only).</w:t>
       </w:r>
     </w:p>
     <w:p>
@@ -1654,7 +1783,7 @@
                 <w:color w:val="4A3A2C"/>
                 <w:sz w:val="17"/>
               </w:rPr>
-              <w:t>Measures campaigns, for example on Instagram</w:t>
+              <w:t>Measures our ad campaigns on Meta (Instagram and Facebook) and Google, for example through tracking pixels</w:t>
             </w:r>
           </w:p>
         </w:tc>
@@ -1962,7 +2091,7 @@
                 <w:color w:val="4A3A2C"/>
                 <w:sz w:val="17"/>
               </w:rPr>
-              <w:t>Booking requests that do not become a visit</w:t>
+              <w:t>Booking requests and ad leads that do not become a visit</w:t>
             </w:r>
           </w:p>
         </w:tc>
@@ -1992,7 +2121,7 @@
                 <w:color w:val="4A3A2C"/>
                 <w:sz w:val="17"/>
               </w:rPr>
-              <w:t xml:space="preserve"> months from the requested date, then deleted</w:t>
+              <w:t xml:space="preserve"> months from the requested date or lead date, then deleted</w:t>
             </w:r>
           </w:p>
         </w:tc>
@@ -2015,6 +2144,69 @@
                 <w:color w:val="4A3A2C"/>
                 <w:sz w:val="17"/>
               </w:rPr>
+              <w:t>WhatsApp conversations</w:t>
+            </w:r>
+          </w:p>
+        </w:tc>
+        <w:tc>
+          <w:tcPr>
+            <w:tcW w:type="dxa" w:w="4706"/>
+            <w:shd w:val="clear" w:color="auto" w:fill="FBF5EE"/>
+          </w:tcPr>
+          <w:p>
+            <w:pPr>
+              <w:spacing w:before="40" w:after="40" w:line="276" w:lineRule="auto"/>
+            </w:pPr>
+            <w:r>
+              <w:rPr>
+                <w:rFonts w:ascii="Jost" w:hAnsi="Jost" w:cs="Jost" w:eastAsia="Jost"/>
+                <w:b w:val="0"/>
+                <w:i w:val="0"/>
+                <w:color w:val="A6754C"/>
+                <w:sz w:val="17"/>
+              </w:rPr>
+              <w:t>[12]</w:t>
+            </w:r>
+            <w:r>
+              <w:rPr>
+                <w:rFonts w:ascii="Jost" w:hAnsi="Jost" w:cs="Jost" w:eastAsia="Jost"/>
+                <w:b w:val="0"/>
+                <w:i w:val="0"/>
+                <w:color w:val="4A3A2C"/>
+                <w:sz w:val="17"/>
+              </w:rPr>
+              <w:t xml:space="preserve"> months from the last message </w:t>
+            </w:r>
+            <w:r>
+              <w:rPr>
+                <w:rFonts w:ascii="Jost" w:hAnsi="Jost" w:cs="Jost" w:eastAsia="Jost"/>
+                <w:b w:val="0"/>
+                <w:i w:val="0"/>
+                <w:color w:val="A6754C"/>
+                <w:sz w:val="17"/>
+              </w:rPr>
+              <w:t>[to be confirmed]</w:t>
+            </w:r>
+          </w:p>
+        </w:tc>
+      </w:tr>
+      <w:tr>
+        <w:tc>
+          <w:tcPr>
+            <w:tcW w:type="dxa" w:w="4706"/>
+          </w:tcPr>
+          <w:p>
+            <w:pPr>
+              <w:spacing w:before="40" w:after="40" w:line="276" w:lineRule="auto"/>
+            </w:pPr>
+            <w:r>
+              <w:rPr>
+                <w:rFonts w:ascii="Jost" w:hAnsi="Jost" w:cs="Jost" w:eastAsia="Jost"/>
+                <w:b w:val="0"/>
+                <w:i w:val="0"/>
+                <w:color w:val="4A3A2C"/>
+                <w:sz w:val="17"/>
+              </w:rPr>
               <w:t>Guest records once you visit</w:t>
             </w:r>
           </w:p>
@@ -2022,7 +2214,6 @@
         <w:tc>
           <w:tcPr>
             <w:tcW w:type="dxa" w:w="4706"/>
-            <w:shd w:val="clear" w:color="auto" w:fill="FBF5EE"/>
           </w:tcPr>
           <w:p>
             <w:pPr>
@@ -2046,7 +2237,7 @@
                 <w:color w:val="A6754C"/>
                 <w:sz w:val="17"/>
               </w:rPr>
-              <w:t>[period to be confirmed against DHA and tax rules]</w:t>
+              <w:t>[period to be confirmed against DHA / licensing-authority and tax rules]</w:t>
             </w:r>
           </w:p>
         </w:tc>
@@ -2055,6 +2246,7 @@
         <w:tc>
           <w:tcPr>
             <w:tcW w:type="dxa" w:w="4706"/>
+            <w:shd w:val="clear" w:color="auto" w:fill="FBF5EE"/>
           </w:tcPr>
           <w:p>
             <w:pPr>
@@ -2075,6 +2267,7 @@
         <w:tc>
           <w:tcPr>
             <w:tcW w:type="dxa" w:w="4706"/>
+            <w:shd w:val="clear" w:color="auto" w:fill="FBF5EE"/>
           </w:tcPr>
           <w:p>
             <w:pPr>
@@ -2117,7 +2310,6 @@
         <w:tc>
           <w:tcPr>
             <w:tcW w:type="dxa" w:w="4706"/>
-            <w:shd w:val="clear" w:color="auto" w:fill="FBF5EE"/>
           </w:tcPr>
           <w:p>
             <w:pPr>
@@ -2138,7 +2330,6 @@
         <w:tc>
           <w:tcPr>
             <w:tcW w:type="dxa" w:w="4706"/>
-            <w:shd w:val="clear" w:color="auto" w:fill="FBF5EE"/>
           </w:tcPr>
           <w:p>
             <w:pPr>
@@ -2181,6 +2372,7 @@
         <w:tc>
           <w:tcPr>
             <w:tcW w:type="dxa" w:w="4706"/>
+            <w:shd w:val="clear" w:color="auto" w:fill="FBF5EE"/>
           </w:tcPr>
           <w:p>
             <w:pPr>
@@ -2201,6 +2393,7 @@
         <w:tc>
           <w:tcPr>
             <w:tcW w:type="dxa" w:w="4706"/>
+            <w:shd w:val="clear" w:color="auto" w:fill="FBF5EE"/>
           </w:tcPr>
           <w:p>
             <w:pPr>
@@ -2233,7 +2426,6 @@
         <w:tc>
           <w:tcPr>
             <w:tcW w:type="dxa" w:w="4706"/>
-            <w:shd w:val="clear" w:color="auto" w:fill="FBF5EE"/>
           </w:tcPr>
           <w:p>
             <w:pPr>
@@ -2254,7 +2446,6 @@
         <w:tc>
           <w:tcPr>
             <w:tcW w:type="dxa" w:w="4706"/>
-            <w:shd w:val="clear" w:color="auto" w:fill="FBF5EE"/>
           </w:tcPr>
           <w:p>
             <w:pPr>
